--- a/architecture/TargetArchitecture/4_DataPipelineFramework.docx
+++ b/architecture/TargetArchitecture/4_DataPipelineFramework.docx
@@ -1171,10 +1171,10 @@
         <w:rPr>
           <w:b/>
         </w:rPr>
-        <w:t>Each is a request reaching the firm, so each arrives through the firm's single entrance and is dispatched to a tool</w:t>
-      </w:r>
-      <w:r>
-        <w:t xml:space="preserve"> — the firm's own traffic by posting to it, traffic the firm does not originate by arriving at a URI the entrance owns, with the entrance collecting the request facts and the method being whatever the sender sent. A platform's own liveness probe is not a client call and is not in this class. </w:t>
+        <w:t>Each is a request reaching the firm, so each arrives through the firm's single entrance, which collects the request facts and passes them to the node that dispatches it to a tool</w:t>
+      </w:r>
+      <w:r>
+        <w:t xml:space="preserve"> — the firm's own traffic by posting to it, traffic the firm does not originate by arriving at a URI the entrance owns, the method being whatever the sender sent. A platform's own liveness probe is not a client call and is not in this class. </w:t>
       </w:r>
       <w:r>
         <w:rPr>
@@ -9014,7 +9014,7 @@
     </w:p>
     <w:p>
       <w:r>
-        <w:t>Two classes, and a pipeline has traffic in both:</w:t>
+        <w:t>Origination decides the method. Two origination classes, and a pipeline has traffic in both:</w:t>
       </w:r>
     </w:p>
     <w:tbl>
@@ -9193,7 +9193,7 @@
               <w:rPr>
                 <w:sz w:val="22"/>
               </w:rPr>
-              <w:t>MUST arrive at a URI the gate owns; the gate collects the facts and dispatches; the method is whatever the sender sends</w:t>
+              <w:t>MUST arrive at a URI the gate owns; the gate collects the facts and the UniversalNavigator dispatches; the method is whatever the sender sends</w:t>
             </w:r>
           </w:p>
         </w:tc>
@@ -9227,6 +9227,325 @@
       </w:r>
       <w:r>
         <w:t xml:space="preserve"> a platform's own liveness probe against a host. That is the platform checking its own tenancy, not a client calling the firm. Listing it as non-compliance is a category error.</w:t>
+      </w:r>
+    </w:p>
+    <w:p>
+      <w:r>
+        <w:t xml:space="preserve">The gate collects and streams; it decides nothing. It gathers the session token, the HTTP head and the parameters and passes them to the UniversalNavigator, and streams the answer back. The UniversalNavigator is the only node that accepts external traffic: it reads the map, drives the dispatch, and owns session maintenance, timeouts and security. Which op a call becomes is its dispatch model, and that model is 05_application's to state (§1); this framework consumes it.</w:t>
+      </w:r>
+    </w:p>
+    <w:p>
+      <w:r>
+        <w:t xml:space="preserve">The route's call_type decides its proof. The firm's inbound taxonomy is the five call types the registry declares — tool_to_tool, third_party_callback, static_witness, client_sessioned, internal_callback (ChatHealthyToolRegistrySchema.json). A pipeline's three front doors map onto four of them; it raises no static_witness traffic, having no static page of its own to witness:</w:t>
+      </w:r>
+    </w:p>
+    <w:tbl>
+      <w:tblPr>
+        <w:tblStyle w:val="TableGrid"/>
+        <w:tblW w:type="auto" w:w="0"/>
+        <w:tblLook w:firstColumn="1" w:firstRow="1" w:lastColumn="0" w:lastRow="0" w:noHBand="0" w:noVBand="1" w:val="04A0"/>
+      </w:tblPr>
+      <w:tblGrid>
+        <w:gridCol w:w="2880"/>
+        <w:gridCol w:w="2880"/>
+        <w:gridCol w:w="2880"/>
+      </w:tblGrid>
+      <w:tr>
+        <w:tc>
+          <w:tcPr>
+            <w:tcW w:type="dxa" w:w="2880"/>
+          </w:tcPr>
+          <w:p>
+            <w:r>
+              <w:rPr>
+                <w:b/>
+                <w:sz w:val="22"/>
+              </w:rPr>
+            </w:r>
+            <w:r>
+              <w:rPr>
+                <w:b/>
+                <w:sz w:val="22"/>
+              </w:rPr>
+              <w:t xml:space="preserve">pipeline front door</w:t>
+            </w:r>
+          </w:p>
+        </w:tc>
+        <w:tc>
+          <w:tcPr>
+            <w:tcW w:type="dxa" w:w="2880"/>
+          </w:tcPr>
+          <w:p>
+            <w:r>
+              <w:rPr>
+                <w:b/>
+                <w:sz w:val="22"/>
+              </w:rPr>
+            </w:r>
+            <w:r>
+              <w:rPr>
+                <w:b/>
+                <w:sz w:val="22"/>
+              </w:rPr>
+              <w:t xml:space="preserve">call_type</w:t>
+            </w:r>
+          </w:p>
+        </w:tc>
+        <w:tc>
+          <w:tcPr>
+            <w:tcW w:type="dxa" w:w="2880"/>
+          </w:tcPr>
+          <w:p>
+            <w:r>
+              <w:rPr>
+                <w:b/>
+                <w:sz w:val="22"/>
+              </w:rPr>
+            </w:r>
+            <w:r>
+              <w:rPr>
+                <w:b/>
+                <w:sz w:val="22"/>
+              </w:rPr>
+              <w:t xml:space="preserve">proof</w:t>
+            </w:r>
+          </w:p>
+        </w:tc>
+      </w:tr>
+      <w:tr>
+        <w:tc>
+          <w:tcPr>
+            <w:tcW w:type="dxa" w:w="2880"/>
+          </w:tcPr>
+          <w:p>
+            <w:r>
+              <w:rPr>
+                <w:sz w:val="22"/>
+              </w:rPr>
+            </w:r>
+            <w:r>
+              <w:rPr>
+                <w:sz w:val="22"/>
+              </w:rPr>
+              <w:t xml:space="preserve">run trigger, operator or agent (firm-originated, POST to the gate)</w:t>
+            </w:r>
+          </w:p>
+        </w:tc>
+        <w:tc>
+          <w:tcPr>
+            <w:tcW w:type="dxa" w:w="2880"/>
+          </w:tcPr>
+          <w:p>
+            <w:r>
+              <w:rPr>
+                <w:sz w:val="22"/>
+              </w:rPr>
+            </w:r>
+            <w:r>
+              <w:rPr>
+                <w:sz w:val="22"/>
+              </w:rPr>
+              <w:t xml:space="preserve">client_sessioned</w:t>
+            </w:r>
+          </w:p>
+        </w:tc>
+        <w:tc>
+          <w:tcPr>
+            <w:tcW w:type="dxa" w:w="2880"/>
+          </w:tcPr>
+          <w:p>
+            <w:r>
+              <w:rPr>
+                <w:sz w:val="22"/>
+              </w:rPr>
+            </w:r>
+            <w:r>
+              <w:rPr>
+                <w:sz w:val="22"/>
+              </w:rPr>
+              <w:t xml:space="preserve">session_token</w:t>
+            </w:r>
+          </w:p>
+        </w:tc>
+      </w:tr>
+      <w:tr>
+        <w:tc>
+          <w:tcPr>
+            <w:tcW w:type="dxa" w:w="2880"/>
+          </w:tcPr>
+          <w:p>
+            <w:r>
+              <w:rPr>
+                <w:sz w:val="22"/>
+              </w:rPr>
+            </w:r>
+            <w:r>
+              <w:rPr>
+                <w:sz w:val="22"/>
+              </w:rPr>
+              <w:t xml:space="preserve">run trigger, scheduler or platform (arrives at a gate-owned URI)</w:t>
+            </w:r>
+          </w:p>
+        </w:tc>
+        <w:tc>
+          <w:tcPr>
+            <w:tcW w:type="dxa" w:w="2880"/>
+          </w:tcPr>
+          <w:p>
+            <w:r>
+              <w:rPr>
+                <w:sz w:val="22"/>
+              </w:rPr>
+            </w:r>
+            <w:r>
+              <w:rPr>
+                <w:sz w:val="22"/>
+              </w:rPr>
+              <w:t xml:space="preserve">third_party_callback</w:t>
+            </w:r>
+          </w:p>
+        </w:tc>
+        <w:tc>
+          <w:tcPr>
+            <w:tcW w:type="dxa" w:w="2880"/>
+          </w:tcPr>
+          <w:p>
+            <w:r>
+              <w:rPr>
+                <w:sz w:val="22"/>
+              </w:rPr>
+            </w:r>
+            <w:r>
+              <w:rPr>
+                <w:sz w:val="22"/>
+              </w:rPr>
+              <w:t xml:space="preserve">api_key + credential_name</w:t>
+            </w:r>
+          </w:p>
+        </w:tc>
+      </w:tr>
+      <w:tr>
+        <w:tc>
+          <w:tcPr>
+            <w:tcW w:type="dxa" w:w="2880"/>
+          </w:tcPr>
+          <w:p>
+            <w:r>
+              <w:rPr>
+                <w:sz w:val="22"/>
+              </w:rPr>
+            </w:r>
+            <w:r>
+              <w:rPr>
+                <w:sz w:val="22"/>
+              </w:rPr>
+              <w:t xml:space="preserve">run-finished callback</w:t>
+            </w:r>
+          </w:p>
+        </w:tc>
+        <w:tc>
+          <w:tcPr>
+            <w:tcW w:type="dxa" w:w="2880"/>
+          </w:tcPr>
+          <w:p>
+            <w:r>
+              <w:rPr>
+                <w:sz w:val="22"/>
+              </w:rPr>
+            </w:r>
+            <w:r>
+              <w:rPr>
+                <w:sz w:val="22"/>
+              </w:rPr>
+              <w:t xml:space="preserve">internal_callback</w:t>
+            </w:r>
+          </w:p>
+        </w:tc>
+        <w:tc>
+          <w:tcPr>
+            <w:tcW w:type="dxa" w:w="2880"/>
+          </w:tcPr>
+          <w:p>
+            <w:r>
+              <w:rPr>
+                <w:sz w:val="22"/>
+              </w:rPr>
+            </w:r>
+            <w:r>
+              <w:rPr>
+                <w:sz w:val="22"/>
+              </w:rPr>
+              <w:t xml:space="preserve">our_signature + signing_key_name</w:t>
+            </w:r>
+          </w:p>
+        </w:tc>
+      </w:tr>
+      <w:tr>
+        <w:tc>
+          <w:tcPr>
+            <w:tcW w:type="dxa" w:w="2880"/>
+          </w:tcPr>
+          <w:p>
+            <w:r>
+              <w:rPr>
+                <w:sz w:val="22"/>
+              </w:rPr>
+            </w:r>
+            <w:r>
+              <w:rPr>
+                <w:sz w:val="22"/>
+              </w:rPr>
+              <w:t xml:space="preserve">approval surface, human (firm-originated)</w:t>
+            </w:r>
+          </w:p>
+        </w:tc>
+        <w:tc>
+          <w:tcPr>
+            <w:tcW w:type="dxa" w:w="2880"/>
+          </w:tcPr>
+          <w:p>
+            <w:r>
+              <w:rPr>
+                <w:sz w:val="22"/>
+              </w:rPr>
+            </w:r>
+            <w:r>
+              <w:rPr>
+                <w:sz w:val="22"/>
+              </w:rPr>
+              <w:t xml:space="preserve">client_sessioned</w:t>
+            </w:r>
+          </w:p>
+        </w:tc>
+        <w:tc>
+          <w:tcPr>
+            <w:tcW w:type="dxa" w:w="2880"/>
+          </w:tcPr>
+          <w:p>
+            <w:r>
+              <w:rPr>
+                <w:sz w:val="22"/>
+              </w:rPr>
+            </w:r>
+            <w:r>
+              <w:rPr>
+                <w:sz w:val="22"/>
+              </w:rPr>
+              <w:t xml:space="preserve">session_token</w:t>
+            </w:r>
+          </w:p>
+        </w:tc>
+      </w:tr>
+    </w:tbl>
+    <w:p/>
+    <w:p>
+      <w:r>
+        <w:t xml:space="preserve">These routes are registry data, not code. The trigger, the surface that records a finished run, the cutover and the surface that records an approval are each a tool in the one registry the build generates from source: presence in it is the allowlist, each tool's subscriptions are the dispatch table, and its route carries the call_type, the proof and the timeout facts. Any call among them is governed by the declared acyclic may_call graph. A run-finished callback that never comes is a callback timeout on its route, fatal where governance depends on it (§11). The registry cannot name a route the build does not carry — the governed-chain property §12.1 asserts for the code.</w:t>
+      </w:r>
+    </w:p>
+    <w:p>
+      <w:r>
+        <w:t xml:space="preserve">The pipeline compute is a satellite server. A run-finished callback re-entering SharedServices is relayed by the UniversalNavigatorProxy co-resident with the caller — a satellite's answer returns as the internal_callback, signed out on dispatch and verified on return. Whether the trigger and the callback-recording tools sit in SharedServices behind the gate or on the satellite behind a proxy relay is a placement decision, tuned like any other from the dispatch-to-callback timings; this framework surfaces it and does not settle it.</w:t>
       </w:r>
     </w:p>
     <w:p>
@@ -9274,7 +9593,7 @@
         <w:t>The callback arrives at a URI the gate owns.</w:t>
       </w:r>
       <w:r>
-        <w:t xml:space="preserve"> A platform reporting a job finished is not-originated traffic: the gate owns the address, collects the facts and dispatches to the tool that records the outcome.</w:t>
+        <w:t xml:space="preserve"> A platform reporting a job finished is not-originated traffic: the gate owns the address, collects the facts and passes them to the UniversalNavigator, which dispatches to the tool that records the outcome. In the target the completion is an internal_callback: we sign the dispatch out and verify our signature on the call that returns, so the completion is authenticated by our own signature and not merely by the address it arrives at.</w:t>
       </w:r>
     </w:p>
     <w:p>
@@ -9341,7 +9660,7 @@
         <w:t>One place that authorises.</w:t>
       </w:r>
       <w:r>
-        <w:t xml:space="preserve"> A held URL cannot be refused per-caller; a dispatched op can.</w:t>
+        <w:t xml:space="preserve"> The authorising node is the UniversalNavigator the gate fronts. A held URL cannot be refused per-caller; an op the navigator authorises can.</w:t>
       </w:r>
     </w:p>
     <w:p>
@@ -9383,7 +9702,7 @@
         <w:pStyle w:val="ListNumber"/>
       </w:pPr>
       <w:r>
-        <w:t>The approval is collected by the gate and dispatched to the tool that records</w:t>
+        <w:t>The approval is collected by the gate and passed to the UniversalNavigator, which dispatches to the tool that records</w:t>
       </w:r>
     </w:p>
     <w:p>
@@ -9606,6 +9925,18 @@
       </w:r>
       <w:r>
         <w:t xml:space="preserve"> Phase 4.</w:t>
+      </w:r>
+    </w:p>
+    <w:p>
+      <w:pPr/>
+      <w:r>
+        <w:t>12.9.7 [R] The inbound paths are named flows, one diagram each. Every route in the table above is a flow in the one flow catalogue, and the catalogue draws one sequence diagram per flow, never several crammed together. The firm-originated run trigger and the approval surface are client-sessioned flows — flow_client_utterance where the request is free text, flow_client_gesture where it is a structured control; the scheduler or platform reporting a run is flow_third_party_callback; the run-finished re-entry is flow_internal_callback; and any call among the pipeline's own tools is flow_tool_to_tool along the acyclic may_call graph. The pipeline raises flow_static_witness not at all, having no static page to witness. The diagrams belong to 05_application and are cross-referenced here, not redrawn, because a flow drawn twice drifts.</w:t>
+      </w:r>
+    </w:p>
+    <w:p>
+      <w:pPr/>
+      <w:r>
+        <w:t>[R] The catalogue's other half does not reach this framework. The application also constructs pages — a care giver, a facility, a clinical trial and their details — and each page has its own flow: the UniversalNavigator determines the page, scopes the utterance mining to that page's member tools, dispatches, and reconciles the page against its required members within a render budget, answering in layman's terms when the budget expires and raising on a merge conflict or a required member that dies. A pipeline builds no page. So page-scoped mining, the render ledger and page completeness reach this document not at all — and stating that is drawing a boundary, not reporting a gap, the same move as the liveness probe (§12.9.1). What the pipeline keeps of that machinery is the run-finished callback, tracked as an expectation on its route rather than as a member of a page: its budget is the route's callback timeout, fatal where governance depends on the answer (§11), and a callback that never comes raises and is instrumented — the route-level analogue of a page's missing required member. The mechanism is shared; the unit differs.</w:t>
       </w:r>
     </w:p>
     <w:p>
@@ -15183,7 +15514,7 @@
               <w:rPr>
                 <w:sz w:val="22"/>
               </w:rPr>
-              <w:t xml:space="preserve">Route it, and delete the sentence. </w:t>
+              <w:t xml:space="preserve">The cutover becomes a tool in the registry, subscribing to a route whose call_type and proof are declared and reached by gate → UniversalNavigator dispatch; the retired `POST /Router` / `ChatHealthyTask = 'ChangeDBVersion'` shape is deleted rather than implemented. </w:t>
             </w:r>
             <w:r>
               <w:rPr>

--- a/architecture/TargetArchitecture/4_DataPipelineFramework.docx
+++ b/architecture/TargetArchitecture/4_DataPipelineFramework.docx
@@ -9,7 +9,7 @@
           <w:color w:val="0B7A75"/>
           <w:sz w:val="40"/>
         </w:rPr>
-        <w:t>Data Pipeline Framework</w:t>
+        <w:t>Data Architecture</w:t>
       </w:r>
     </w:p>
     <w:p>
@@ -19,7 +19,7 @@
           <w:color w:val="6B7280"/>
           <w:sz w:val="19"/>
         </w:rPr>
-        <w:t>How raw public data becomes something the application can serve, and what may write what.</w:t>
+        <w:t>The business data model, the physical stores, versioning and migration — and how raw public data becomes something the application can serve.</w:t>
       </w:r>
     </w:p>
     <w:p>
@@ -27,7 +27,7 @@
         <w:pStyle w:val="Heading1"/>
       </w:pPr>
       <w:r>
-        <w:t>The Data Pipeline Framework</w:t>
+        <w:t>Data Architecture</w:t>
       </w:r>
     </w:p>
     <w:p>
@@ -35,12 +35,371 @@
         <w:rPr>
           <w:b/>
         </w:rPr>
-        <w:t>How raw public data becomes something an application can serve.</w:t>
+        <w:t>The data ChatHealthy holds, the stores that hold it, and how raw public data becomes something the application can serve.</w:t>
       </w:r>
     </w:p>
     <w:p>
       <w:r>
         <w:t>Part of the reference architecture for the AI-native corporation. ChatHealthy.ai is the reference implementation.</w:t>
+      </w:r>
+    </w:p>
+    <w:p>
+      <w:pPr>
+        <w:pStyle w:val="Heading2"/>
+      </w:pPr>
+      <w:r>
+        <w:t xml:space="preserve">The data as a business model — three orthogonal families</w:t>
+      </w:r>
+    </w:p>
+    <w:p>
+      <w:r>
+        <w:t xml:space="preserve">This chapter is Data Architecture. Its subject is every datum ChatHealthy holds, the stores that hold it, and the two concerns that cut across all of it — how a datum is versioned and how it migrates from where it is built to where it is served. The data pipeline, which was this chapter's whole subject in the previous iteration, is now one subchapter of it: the mechanism by which the core-business tables are built. It follows below, unchanged in substance, beneath the model this front section states.</w:t>
+      </w:r>
+    </w:p>
+    <w:p>
+      <w:r>
+        <w:t xml:space="preserve">Everything ChatHealthy stores divides into three families that share no purpose. A record belongs to exactly one family, and the store that holds it is granted for that family's writers and readers alone — the grant, not the folder, is the boundary (this is the subject of the pipeline subchapter's section 3, summarised here at the data-model altitude). The families are the top of the model; the physical clusters below are one implementation of it.</w:t>
+      </w:r>
+    </w:p>
+    <w:p>
+      <w:pPr>
+        <w:pStyle w:val="Heading3"/>
+      </w:pPr>
+      <w:r>
+        <w:t xml:space="preserve">The three families</w:t>
+      </w:r>
+    </w:p>
+    <w:p>
+      <w:pPr>
+        <w:pStyle w:val="ListBullet"/>
+      </w:pPr>
+      <w:r>
+        <w:rPr>
+          <w:b/>
+        </w:rPr>
+        <w:t xml:space="preserve">Technical / configuration. </w:t>
+      </w:r>
+      <w:r>
+        <w:t xml:space="preserve">What the system needs to run and to describe itself: the version bindings that say which data generation each environment reads, the tool registry that maps tools, routes and pages, the parameter declarations the tools tune against, the certificate registry, the pipeline's own run, job and discrepancy records, and diagnostic chat-call metadata. It is configuration and audit, never a subject a user searches. Physically: ChatHealthyConfig, pipelineAdmin, Debug.</w:t>
+      </w:r>
+    </w:p>
+    <w:p>
+      <w:pPr>
+        <w:pStyle w:val="ListBullet"/>
+      </w:pPr>
+      <w:r>
+        <w:rPr>
+          <w:b/>
+        </w:rPr>
+        <w:t xml:space="preserve">User / session. </w:t>
+      </w:r>
+      <w:r>
+        <w:t xml:space="preserve">Who is using the application and what a session carries: the user records, the live sessions, and — since safety lockout became deterministic and crowd-sourced — the ledger of lockout utterances (recorded UPPERCASED, with a count, an exact repeat being a deterministic lockout). Physically: Users.</w:t>
+      </w:r>
+    </w:p>
+    <w:p>
+      <w:pPr>
+        <w:pStyle w:val="ListBullet"/>
+      </w:pPr>
+      <w:r>
+        <w:rPr>
+          <w:b/>
+        </w:rPr>
+        <w:t xml:space="preserve">Core business. </w:t>
+      </w:r>
+      <w:r>
+        <w:t xml:space="preserve">The data the product is about, and the data a competitor copying the same public source does not have once we have enriched it. Physically: PublicHealthData and ProprietaryData on the serve side, built in PipelinePublicHealthData on the pipeline side.</w:t>
+      </w:r>
+    </w:p>
+    <w:p>
+      <w:pPr>
+        <w:pStyle w:val="Heading3"/>
+      </w:pPr>
+      <w:r>
+        <w:t xml:space="preserve">The essence of the core-business family: a PROVIDER table and a NUCC table</w:t>
+      </w:r>
+    </w:p>
+    <w:p>
+      <w:r>
+        <w:t xml:space="preserve">Reduced to its essence the core-business family is two tables and a tunable selection over them. One is a PROVIDER table — the entity a user is trying to reach. The other is a NUCC table — the controlled vocabulary of specialties and taxonomies that says what kind of entity each provider is. Neither is served raw. A user's free-text complaint is turned into a set of NUCC codes by the specialty filter — a page-scoped tool that embeds the complaint, vector-searches the specialty catalogue, holds the match to a score floor, and intersects with the codes the catalogue actually returned — and, in parallel, into a geography by the Geo tool, which resolves free-text place names including misspellings. The PROVIDER table is then selected by those two tunable inputs. So the whole of FindCare's core data is one shape: a subject table, a controlled-vocabulary table, and a small set of tunable parameters that decide which subjects to present.</w:t>
+      </w:r>
+    </w:p>
+    <w:p>
+      <w:r>
+        <w:t xml:space="preserve">The facility page is the same shape over the same two tables. A facility is a PROVIDER-table row of NPI type 2, and its NUCC filter surfaces Ambulatory / Psychiatric / Inpatient macro-toggles where the individual page surfaces the Prescribers / Homeopathic facets — the same funnel, a different partition of the same catalogue. Enrichment (county, urban standing, prescriber flags, embeddings, curated repairs) hangs off the PROVIDER table in ProprietaryData.SpecialtyAndProviderFlags and is the product (section 8). The NUCC table carries a resolution status per code, which is an enum and not a boolean (section 7.4). But the two-table-plus-tunable-parameters shape is the whole essence, and it is compact enough to state in one sentence — which is the test the next subsection applies.</w:t>
+      </w:r>
+    </w:p>
+    <w:p>
+      <w:pPr>
+        <w:pStyle w:val="Heading3"/>
+      </w:pPr>
+      <w:r>
+        <w:t xml:space="preserve">Does the essence extend to EvaluateCare?</w:t>
+      </w:r>
+    </w:p>
+    <w:p>
+      <w:r>
+        <w:t xml:space="preserve">The operator's position is that this essence is universal enough to carry EvaluateCare, in essence. It holds — in shape, not as schema identity. EvaluateCare scores and ranks entities by tunable quality measures. That is the same pattern: a subject table (the entities being scored — providers, or clinical trials), a controlled vocabulary (the quality-measure catalogue, in the place NUCC occupies for FindCare), and a set of tunable parameters (the mixing board) that decide which subjects rank highest. The subject can even be the same PROVIDER table.</w:t>
+      </w:r>
+    </w:p>
+    <w:p>
+      <w:r>
+        <w:t xml:space="preserve">What EvaluateCare adds is a scoring dimension the FindCare essence does not carry — a per-measure score and a weight the user tunes — so its second table is a measures catalogue rather than a taxonomy, and its output is an ordering rather than a filtered set. The essence generalises; the schemas are cousins, not twins. The reusable core is exactly this: an entity table, a controlled vocabulary that describes the entities, and tunable parameters that select or order them. Both products are instances of it, which is the strongest argument for building that core once rather than twice — the tables and the tuning are the differentiation, the two-table selection engine is the commodity beneath both.</w:t>
+      </w:r>
+    </w:p>
+    <w:p>
+      <w:pPr>
+        <w:pStyle w:val="Heading2"/>
+      </w:pPr>
+      <w:r>
+        <w:t xml:space="preserve">The physical model — two clusters, three stores</w:t>
+      </w:r>
+    </w:p>
+    <w:p>
+      <w:r>
+        <w:t>The three families map onto two Atlas clusters and, within them, three stores whose separation is a grant at the database server, not a convention in code (the pipeline subchapter's section 3 and section 6.1 elaborate this; here it is stated at the data-model altitude). The front-end cluster ChatHealthyFrontEnd was enumerated read-only on 2026-09-15 and is the observed truth for the physical model — the logical data model diagram below is drawn from it. The ChatHealthyDataPipelines cluster was paused and could not be read, so its build store is DECLARED — read from deployment_architecture.json, from code references and from the tool registry — and nothing here asserts that cluster's live collection contents. ChatHealthyConfig is referenced in code against both clusters, and which cluster physically hosts it is unconfirmed.</w:t>
+      </w:r>
+    </w:p>
+    <w:p>
+      <w:pPr>
+        <w:pStyle w:val="Heading3"/>
+      </w:pPr>
+      <w:r>
+        <w:t xml:space="preserve">Cluster ChatHealthyDataPipelines — the build side</w:t>
+      </w:r>
+    </w:p>
+    <w:p>
+      <w:pPr>
+        <w:pStyle w:val="ListBullet"/>
+      </w:pPr>
+      <w:r>
+        <w:rPr>
+          <w:b/>
+        </w:rPr>
+        <w:t xml:space="preserve">PipelinePublicHealthData (core business — build). </w:t>
+      </w:r>
+      <w:r>
+        <w:t xml:space="preserve">The pipeline's build of the served data: Provider and its generations Provider_v_N and Provider_staging_v_N; SpecialtyMetaData and its generations; the reference catalogues Nucc, OtherNucc, Smd and ICD; the source landings NppesNpi and PlPfile; and the crosswalks ZipCountyCrosswalk and CensusZctaCounty.</w:t>
+      </w:r>
+    </w:p>
+    <w:p>
+      <w:pPr>
+        <w:pStyle w:val="ListBullet"/>
+      </w:pPr>
+      <w:r>
+        <w:rPr>
+          <w:b/>
+        </w:rPr>
+        <w:t xml:space="preserve">PublicStaging (core business — staging). </w:t>
+      </w:r>
+      <w:r>
+        <w:t xml:space="preserve">Raw source rows landed verbatim, untyped and unjoined, fully replaced every run and disposable (section 4.2).</w:t>
+      </w:r>
+    </w:p>
+    <w:p>
+      <w:pPr>
+        <w:pStyle w:val="Heading3"/>
+      </w:pPr>
+      <w:r>
+        <w:t xml:space="preserve">Cluster ChatHealthyFrontEnd — the serve side</w:t>
+      </w:r>
+    </w:p>
+    <w:p>
+      <w:pPr>
+        <w:pStyle w:val="ListBullet"/>
+      </w:pPr>
+      <w:r>
+        <w:rPr>
+          <w:b/>
+        </w:rPr>
+        <w:t xml:space="preserve">PublicHealthData (core business — served). </w:t>
+      </w:r>
+      <w:r>
+        <w:t xml:space="preserve">What FindCare queries: Provider, bound to a generation (Provider_v_4 today) by the version table; SpecialtyMetaData, bound likewise. The unversioned collections provider_v03 and providers alongside them are pre-versioning residue (pruning, below).</w:t>
+      </w:r>
+    </w:p>
+    <w:p>
+      <w:pPr>
+        <w:pStyle w:val="ListBullet"/>
+      </w:pPr>
+      <w:r>
+        <w:rPr>
+          <w:b/>
+        </w:rPr>
+        <w:t xml:space="preserve">ProprietaryData (core business + technical). </w:t>
+      </w:r>
+      <w:r>
+        <w:t xml:space="preserve">ChatHealthy-derived enrichments and flags over the public data — SpecialtyAndProviderFlags, e.g. is_npi_registered — and the certificate registry.</w:t>
+      </w:r>
+    </w:p>
+    <w:p>
+      <w:pPr>
+        <w:pStyle w:val="ListBullet"/>
+      </w:pPr>
+      <w:r>
+        <w:rPr>
+          <w:b/>
+        </w:rPr>
+        <w:t xml:space="preserve">Users (user / session). </w:t>
+      </w:r>
+      <w:r>
+        <w:t xml:space="preserve">users, sessions, and UserLockOutUtterances, the crowd-sourced lockout ledger.</w:t>
+      </w:r>
+    </w:p>
+    <w:p>
+      <w:pPr>
+        <w:pStyle w:val="ListBullet"/>
+      </w:pPr>
+      <w:r>
+        <w:rPr>
+          <w:b/>
+        </w:rPr>
+        <w:t xml:space="preserve">ChatHealthyConfig (technical / configuration). </w:t>
+      </w:r>
+      <w:r>
+        <w:t>DBVersions, the version bindings; ToolConfiguration, the live tool-registry instance; ParameterDeclaration; CertificateRegistry. Host cluster unconfirmed.</w:t>
+      </w:r>
+    </w:p>
+    <w:p>
+      <w:pPr>
+        <w:pStyle w:val="ListBullet"/>
+      </w:pPr>
+      <w:r>
+        <w:rPr>
+          <w:b/>
+        </w:rPr>
+        <w:t xml:space="preserve">Debug (technical / configuration). </w:t>
+      </w:r>
+      <w:r>
+        <w:t xml:space="preserve">chat_calls — chat-call metadata (IP, tokens, errors), diagnostic.</w:t>
+      </w:r>
+    </w:p>
+    <w:p>
+      <w:pPr>
+        <w:pStyle w:val="ListBullet"/>
+      </w:pPr>
+      <w:r>
+        <w:rPr>
+          <w:b/>
+        </w:rPr>
+        <w:t xml:space="preserve">pipelineAdmin — the control store (technical / configuration). </w:t>
+      </w:r>
+      <w:r>
+        <w:t xml:space="preserve">Run manifests, work items, discrepancies, loaded metadata, reaper state, cluster reservations, the source registry and the pipeline configuration. It sits on the front-end cluster deliberately: a store that records whether the build store is up cannot live inside the build store (section 3.4).</w:t>
+      </w:r>
+    </w:p>
+    <w:p>
+      <w:pPr>
+        <w:pStyle w:val="Heading2"/>
+      </w:pPr>
+      <w:r>
+        <w:t xml:space="preserve">Versioning and migration — the two cross-cutting concerns</w:t>
+      </w:r>
+    </w:p>
+    <w:p>
+      <w:r>
+        <w:t xml:space="preserve">Two concerns cut across every family, though they bite hardest on core business.</w:t>
+      </w:r>
+    </w:p>
+    <w:p>
+      <w:pPr>
+        <w:pStyle w:val="Heading3"/>
+      </w:pPr>
+      <w:r>
+        <w:t xml:space="preserve">Real-time data versioning</w:t>
+      </w:r>
+    </w:p>
+    <w:p>
+      <w:r>
+        <w:t xml:space="preserve">Data is versioned, not copied per environment. There is one serve-store database; an environment is a pointer to a generation, and the pointer is a row in ChatHealthyConfig.DBVersions read at startup. Collections carry a generation suffix — Provider_v_4 — and a cutover is a change to the binding row, reversible by the same change in reverse, moving no bytes. This is elaborated as P15 and section 6.1 in the subchapter; at the model altitude the point is that which data is live is a record value, not an environment, and it can change in real time without moving or copying data.</w:t>
+      </w:r>
+    </w:p>
+    <w:p>
+      <w:pPr>
+        <w:pStyle w:val="Heading3"/>
+      </w:pPr>
+      <w:r>
+        <w:t xml:space="preserve">Migration</w:t>
+      </w:r>
+    </w:p>
+    <w:p>
+      <w:r>
+        <w:t xml:space="preserve">Migration is the only path by which data reaches the serve store, and it is name-preserving and additive: a collection arrives under the name it left with, document for document, and nothing existing is altered or removed. It runs only when a person releases it. This is P10–P14 and section 5 in the subchapter. At the model altitude migration is the one sanctioned crossing from the build side to the serve side, and the release identity that performs it can create and insert and can do nothing else (P11) — the single control in the whole data path that a mistaken or compromised release cannot talk its way past.</w:t>
+      </w:r>
+    </w:p>
+    <w:p>
+      <w:pPr>
+        <w:pStyle w:val="Heading3"/>
+      </w:pPr>
+      <w:r>
+        <w:t xml:space="preserve">The migration this architecture is itself in the middle of — and the pruning it makes necessary</w:t>
+      </w:r>
+    </w:p>
+    <w:p>
+      <w:r>
+        <w:t>The versioning model above is recent. Before it there was no data-management solution at all: data was segregated by environment-named databases — dev_, qa_ and prod_ prefixes on the FindCare stores — and a promotion meant copying multi-million-row datasets from one prefixed database to the next. That model has been replaced by the single versioned store bound through DBVersions. The replacement is why the promotion chain now governs code and, if every environment binds the same generation, nothing about the data.</w:t>
+      </w:r>
+    </w:p>
+    <w:p>
+      <w:r>
+        <w:t>The residue of the pre-versioning era is still on the clusters and it is now garbage. Under real-time versioning the served generation is chosen by a binding row, never by the name of a database, so every environment-prefixed FindCare database is a store nothing reads and nothing should: dev_PublicHealthData, qa_PublicHealthData, dev_System, qa_System, qa_repo, dev_Debug (dev_debug), qa_Debug and prod_Debug — together with the unversioned legacy collections provider_v03 and providers inside PublicHealthData. These must be pruned. The pruning is stated here as a requirement of the architecture. Which of them still physically exist can be confirmed only by the live inventory the tool-use gate blocked, so this section asserts they should be pruned, not that they are gone.</w:t>
+      </w:r>
+    </w:p>
+    <w:p>
+      <w:pPr>
+        <w:pStyle w:val="Heading2"/>
+      </w:pPr>
+      <w:r>
+        <w:t xml:space="preserve">The data pipeline — a subchapter of Data Architecture</w:t>
+      </w:r>
+    </w:p>
+    <w:p>
+      <w:r>
+        <w:drawing>
+          <wp:inline xmlns:a="http://schemas.openxmlformats.org/drawingml/2006/main" xmlns:pic="http://schemas.openxmlformats.org/drawingml/2006/picture">
+            <wp:extent cx="5943600" cy="1810223"/>
+            <wp:docPr id="6" name="Picture 6"/>
+            <wp:cNvGraphicFramePr>
+              <a:graphicFrameLocks noChangeAspect="1"/>
+            </wp:cNvGraphicFramePr>
+            <a:graphic>
+              <a:graphicData uri="http://schemas.openxmlformats.org/drawingml/2006/picture">
+                <pic:pic>
+                  <pic:nvPicPr>
+                    <pic:cNvPr id="0" name="logical_data_model.png"/>
+                    <pic:cNvPicPr/>
+                  </pic:nvPicPr>
+                  <pic:blipFill>
+                    <a:blip r:embed="rId15"/>
+                    <a:stretch>
+                      <a:fillRect/>
+                    </a:stretch>
+                  </pic:blipFill>
+                  <pic:spPr>
+                    <a:xfrm>
+                      <a:off x="0" y="0"/>
+                      <a:ext cx="5943600" cy="1810223"/>
+                    </a:xfrm>
+                    <a:prstGeom prst="rect"/>
+                  </pic:spPr>
+                </pic:pic>
+              </a:graphicData>
+            </a:graphic>
+          </wp:inline>
+        </w:drawing>
+      </w:r>
+    </w:p>
+    <w:p>
+      <w:r>
+        <w:rPr>
+          <w:i/>
+        </w:rPr>
+        <w:t>The logical data model — the data ChatHealthy preserves, grouped by family. The front-end cluster ChatHealthyFrontEnd is observed (read-only, 2026-09-15); the ChatHealthyDataPipelines cluster was paused and is declared, not observed.</w:t>
+      </w:r>
+    </w:p>
+    <w:p>
+      <w:r>
+        <w:t>The remainder of this chapter is the data pipeline: how the core-business tables above are built, released and kept honest. It was previously a chapter in its own right; under Data Architecture it is the subchapter that owns the build side and the one gated crossing to the serve side. Its numbered sections (1 to 15) and its diagrams are retained; read them as the mechanism beneath the model this front section has stated. The subchapter's reading guide follows.</w:t>
       </w:r>
     </w:p>
     <w:p>
@@ -760,17 +1119,14 @@
         <w:t>05_application</w:t>
       </w:r>
       <w:r>
-        <w:t xml:space="preserve">; the tag vocabulary belongs here (§7.4). Where a record matched a query through a derived value rather than a reported one, the result says so. This is one question with one answer, recorded in both documents by cross-reference rather than restatement. What neither of us can settle is whether the display shows the reported value, the derived value, or both — that is a product decision and it is question </w:t>
+        <w:t>; the tag vocabulary belongs here (§7.4). Where a record matched a query through a derived value rather than a reported one, the result says so.</w:t>
       </w:r>
       <w:r>
         <w:rPr>
           <w:b/>
         </w:rPr>
-        <w:t>Q6</w:t>
-      </w:r>
-      <w:r>
-        <w:t xml:space="preserve"> in section 15.</w:t>
-      </w:r>
+      </w:r>
+      <w:r/>
     </w:p>
     <w:p>
       <w:pPr>
@@ -8697,13 +9053,12 @@
         <w:t>(intent: v50 v42 item 8, §6.9)</w:t>
       </w:r>
       <w:r>
-        <w:t xml:space="preserve">. I accept "no resume" — it is a defensible choice about run granularity — and reject "no retry". A dropped connection during a multi-hour national load discards hours of paid compute and vendor spend for a condition that resolves in seconds, and the fix is a few lines at one boundary. The design's own detailed sections retry at step granularity, so the blanket statement is not what it actually specifies. </w:t>
+        <w:t>. I accept "no resume" — it is a defensible choice about run granularity — and reject "no retry". A dropped connection during a multi-hour national load discards hours of paid compute and vendor spend for a condition that resolves in seconds, and the fix is a few lines at one boundary. The design's own detailed sections retry at step granularity, so the blanket statement is not what it actually specifies.</w:t>
       </w:r>
       <w:r>
         <w:rPr>
           <w:b/>
         </w:rPr>
-        <w:t>Operator question Q5.</w:t>
       </w:r>
     </w:p>
     <w:p>
@@ -9936,7 +10291,7 @@
     <w:p>
       <w:pPr/>
       <w:r>
-        <w:t>[R] The catalogue's other half does not reach this framework. The application also constructs pages — a care giver, a facility, a clinical trial and their details — and each page has its own flow: the UniversalNavigator determines the page, scopes the utterance mining to that page's member tools, dispatches, and reconciles the page against its required members within a render budget, answering in layman's terms when the budget expires and raising on a merge conflict or a required member that dies. A pipeline builds no page. So page-scoped mining, the render ledger and page completeness reach this document not at all — and stating that is drawing a boundary, not reporting a gap, the same move as the liveness probe (§12.9.1). What the pipeline keeps of that machinery is the run-finished callback, tracked as an expectation on its route rather than as a member of a page: its budget is the route's callback timeout, fatal where governance depends on the answer (§11), and a callback that never comes raises and is instrumented — the route-level analogue of a page's missing required member. The mechanism is shared; the unit differs.</w:t>
+        <w:t>[R] The catalogue's other half does not reach this framework. The application also constructs pages — exactly three: individualProvider, facility and clinicalTrial — and each page has its own flow: the UniversalNavigator determines the page, scopes the utterance mining to that page's member tools — a detail view is one such member, not a page of its own — dispatches, and reconciles the page against its required members within a render budget, answering in layman's terms when the budget expires and raising on a merge conflict or a required member that dies. A pipeline builds no page. So page-scoped mining, the render ledger and page completeness reach this document not at all — and stating that is drawing a boundary, not reporting a gap, the same move as the liveness probe (§12.9.1). What the pipeline keeps of that machinery is the run-finished callback, tracked as an expectation on its route rather than as a member of a page: its budget is the route's callback timeout, fatal where governance depends on the answer (§11), and a callback that never comes raises and is instrumented — the route-level analogue of a page's missing required member. The mechanism is shared; the unit differs.</w:t>
       </w:r>
     </w:p>
     <w:p>
@@ -12790,14 +13145,13 @@
               <w:rPr>
                 <w:sz w:val="22"/>
               </w:rPr>
-              <w:t xml:space="preserve">An operator decision, not an engineering one: either served data has two writers by design, or the freshness write goes somewhere that is not the served collection. </w:t>
+              <w:t xml:space="preserve">either served data has two writers by design, or the freshness write goes somewhere that is not the served collection. </w:t>
             </w:r>
             <w:r>
               <w:rPr>
                 <w:b/>
                 <w:sz w:val="22"/>
               </w:rPr>
-              <w:t>Q1.</w:t>
             </w:r>
           </w:p>
         </w:tc>
@@ -13527,33 +13881,29 @@
               <w:rPr>
                 <w:sz w:val="22"/>
               </w:rPr>
-              <w:t xml:space="preserve">A channel the gated process cannot originate. </w:t>
+              <w:t>A channel the gated process cannot originate.</w:t>
             </w:r>
             <w:r>
               <w:rPr>
                 <w:b/>
                 <w:sz w:val="22"/>
               </w:rPr>
-              <w:t>Q4</w:t>
-            </w:r>
-            <w:r>
-              <w:rPr>
-                <w:sz w:val="22"/>
-              </w:rPr>
-              <w:t xml:space="preserve"> — shared with </w:t>
+            </w:r>
+            <w:r>
+              <w:rPr>
+                <w:sz w:val="22"/>
+              </w:rPr>
             </w:r>
             <w:r>
               <w:rPr>
                 <w:rFonts w:ascii="Consolas" w:hAnsi="Consolas"/>
                 <w:sz w:val="22"/>
               </w:rPr>
-              <w:t>03_devops</w:t>
-            </w:r>
-            <w:r>
-              <w:rPr>
-                <w:sz w:val="22"/>
-              </w:rPr>
-              <w:t>, which raised it first.</w:t>
+            </w:r>
+            <w:r>
+              <w:rPr>
+                <w:sz w:val="22"/>
+              </w:rPr>
             </w:r>
           </w:p>
         </w:tc>
@@ -16067,157 +16417,20 @@
         <w:t>what is in it</w:t>
       </w:r>
       <w:r>
-        <w:t xml:space="preserve">. </w:t>
+        <w:t>.</w:t>
       </w:r>
       <w:r>
         <w:rPr>
           <w:b/>
         </w:rPr>
-        <w:t>This is not mine to close. I author no requirement.</w:t>
-      </w:r>
-      <w:r>
-        <w:t xml:space="preserve"> It is question </w:t>
-      </w:r>
+      </w:r>
+      <w:r/>
       <w:r>
         <w:rPr>
           <w:b/>
         </w:rPr>
-        <w:t>Q2</w:t>
-      </w:r>
-      <w:r>
-        <w:t>.</w:t>
-      </w:r>
-    </w:p>
-    <w:p>
-      <w:pPr>
-        <w:pStyle w:val="Heading2"/>
-      </w:pPr>
-      <w:r>
-        <w:t>15. Open questions for the operator</w:t>
-      </w:r>
-    </w:p>
-    <w:p>
-      <w:r>
-        <w:rPr>
-          <w:b/>
-        </w:rPr>
-        <w:t>Q1. Does served data have two writers by design?</w:t>
-      </w:r>
-      <w:r>
-        <w:t xml:space="preserve"> The application's request path writes the served collection under approved </w:t>
-      </w:r>
-      <w:r>
-        <w:rPr>
-          <w:rFonts w:ascii="Consolas" w:hAnsi="Consolas"/>
-          <w:sz w:val="17"/>
-        </w:rPr>
-        <w:t>EPIC-006-F-002-S-002-REQ-B-018</w:t>
-      </w:r>
-      <w:r>
-        <w:t xml:space="preserve">; approved </w:t>
-      </w:r>
-      <w:r>
-        <w:rPr>
-          <w:rFonts w:ascii="Consolas" w:hAnsi="Consolas"/>
-          <w:sz w:val="17"/>
-        </w:rPr>
-        <w:t>EPIC-010-F-108-S-001-REQ-B-002</w:t>
-      </w:r>
-      <w:r>
-        <w:t xml:space="preserve"> says only a migration writes it. Both are marked done. Either served data has two writers by design, or the live-freshness write goes to a store that is not the served collection. A batch pipeline cannot serve per-click freshness, so the requirement is real. </w:t>
-      </w:r>
-      <w:r>
-        <w:rPr>
-          <w:i/>
-        </w:rPr>
-        <w:t>(NC-3; shared with `05_application` and `02_security`.)</w:t>
-      </w:r>
-    </w:p>
-    <w:p>
-      <w:r>
-        <w:rPr>
-          <w:b/>
-        </w:rPr>
-        <w:t>Q2. Does the pipeline get requirements?</w:t>
-      </w:r>
-      <w:r>
-        <w:t xml:space="preserve"> Section 14.E. Either EPIC-010 regains features for the stages, or the design is accepted as the governing statement and the requirement layer is abandoned for the pipeline. Either is coherent; a design citing requirements that do not exist is not.</w:t>
-      </w:r>
-    </w:p>
-    <w:p>
-      <w:r>
-        <w:rPr>
-          <w:b/>
-        </w:rPr>
-        <w:t>Q3. Should all environments bind the same generation?</w:t>
-      </w:r>
-      <w:r>
-        <w:t xml:space="preserve"> They do today. The promotion chain therefore governs the code and nothing about the data. Intended, or drift?</w:t>
-      </w:r>
-    </w:p>
-    <w:p>
-      <w:r>
-        <w:rPr>
-          <w:b/>
-        </w:rPr>
-        <w:t>Q4. What channel carries an authorisation the workstation cannot originate?</w:t>
-      </w:r>
-      <w:r>
-        <w:t xml:space="preserve"> Raised first by </w:t>
-      </w:r>
-      <w:r>
-        <w:rPr>
-          <w:rFonts w:ascii="Consolas" w:hAnsi="Consolas"/>
-          <w:sz w:val="17"/>
-        </w:rPr>
-        <w:t>03_devops</w:t>
-      </w:r>
-      <w:r>
-        <w:t>; it reaches the data release identically (NC-8). Recorded here because release is this document's control and it does not currently hold.</w:t>
-      </w:r>
-    </w:p>
-    <w:p>
-      <w:r>
-        <w:rPr>
-          <w:b/>
-        </w:rPr>
-        <w:t>Q5. Is connection retry worth having?</w:t>
-      </w:r>
-      <w:r>
-        <w:t xml:space="preserve"> The design drops it deliberately with locks, polling and timeouts. I think that swept a cheap safeguard in with expensive machinery it was right to reject (§11.8). Operator call.</w:t>
-      </w:r>
-    </w:p>
-    <w:p>
-      <w:r>
-        <w:rPr>
-          <w:b/>
-        </w:rPr>
-        <w:t>Q6. When a record matched through a repaired code, does the display show the reported value, the derived value, or both?</w:t>
-      </w:r>
-      <w:r>
-        <w:t xml:space="preserve"> The store keeps both and names the authority for each (§7.4); the transport carries the tags; the rendering rule is </w:t>
-      </w:r>
-      <w:r>
-        <w:rPr>
-          <w:rFonts w:ascii="Consolas" w:hAnsi="Consolas"/>
-          <w:sz w:val="17"/>
-        </w:rPr>
-        <w:t>05_application</w:t>
-      </w:r>
-      <w:r>
-        <w:t>'s. What neither of us can decide is which the user sees. Two approved requirements pull in different directions — show the specialty the user chose, and never present a repair as though it were the report.</w:t>
-      </w:r>
-    </w:p>
-    <w:p>
-      <w:r>
-        <w:rPr>
-          <w:b/>
-        </w:rPr>
-        <w:t>Q7. Which control record is authoritative for "what is published"?</w:t>
-      </w:r>
-      <w:r>
-        <w:t xml:space="preserve"> The design specifies two mechanisms in different stores and both claim to be what consumers read. The code writes one. Two records of the same fact will disagree.</w:t>
-      </w:r>
+      </w:r>
+      <w:r/>
     </w:p>
     <w:p>
       <w:pPr>

--- a/architecture/TargetArchitecture/4_DataPipelineFramework.docx
+++ b/architecture/TargetArchitecture/4_DataPipelineFramework.docx
@@ -8603,7 +8603,7 @@
       <w:r>
         <w:drawing>
           <wp:inline xmlns:a="http://schemas.openxmlformats.org/drawingml/2006/main" xmlns:pic="http://schemas.openxmlformats.org/drawingml/2006/picture">
-            <wp:extent cx="2657492" cy="7680959"/>
+            <wp:extent cx="2308771" cy="7680959"/>
             <wp:docPr id="2" name="Picture 2"/>
             <wp:cNvGraphicFramePr>
               <a:graphicFrameLocks noChangeAspect="1"/>
@@ -8624,7 +8624,7 @@
                   <pic:spPr>
                     <a:xfrm>
                       <a:off x="0" y="0"/>
-                      <a:ext cx="2657492" cy="7680959"/>
+                      <a:ext cx="2308771" cy="7680959"/>
                     </a:xfrm>
                     <a:prstGeom prst="rect"/>
                   </pic:spPr>
@@ -8645,7 +8645,7 @@
           <w:color w:val="6B7280"/>
           <w:sz w:val="17"/>
         </w:rPr>
-        <w:t>What exists permanently between runs and what exists only during one: the network, vault, registry and automation account are deploy topology; the run host and its worker processes are created per fire and destroyed with it.</w:t>
+        <w:t>Where ChatHealthy.ai runs, and what each place is given: every deployment target in deployment_architecture.json across Cloudflare, Hugging Face Spaces, Azure, MongoDB Atlas, the operator workstation and GitHub. For this section the line that matters is permanence — the vnet, key vault, container registry and automation accounts are standing deploy topology, while the run host and its worker processes are created per fire and destroyed with it. The two-resource-group regrouping the Azure frame notes — WorkManagement for the work managers and AzureInfrastructure for the rest, packages rather than targets distinguishing logical deployments — is a flagged design proposal under discussion, not current state: Azure today is one subscription and one resource group.</w:t>
       </w:r>
     </w:p>
     <w:p>
@@ -16806,6 +16806,189 @@
           <w:i/>
         </w:rPr>
         <w:t>a person with read access and no tooling must be able to walk this in four hops. Today hops 1 and 4 break.</w:t>
+      </w:r>
+    </w:p>
+    <w:p>
+      <w:r>
+        <w:br w:type="page"/>
+      </w:r>
+    </w:p>
+    <w:p>
+      <w:pPr>
+        <w:pStyle w:val="Heading2"/>
+      </w:pPr>
+      <w:r>
+        <w:t>Appendix — Findings, Issues and Open Issues</w:t>
+      </w:r>
+    </w:p>
+    <w:p>
+      <w:r>
+        <w:t>This appendix gathers every finding, issue and open issue stated anywhere in this chapter into one index so none is lost between sections: the non-compliance register (§14, NC-1 to NC-22), the findings established in prose (§5.13, §6.6, §6.7, §8, §11.9, §12.9.6, §13), the conformance-check gaps (§13 table C1-C22), the requirement gap (§14E), and the residue-pruning and evidence limitations of the physical-model and versioning sections — plus two items this chapter's 2026-09-18 code audit added. Nothing here is new policy. Each entry names its type and its source; where the 2026-09-18 audit changed what a source asserted, the entry says so.</w:t>
+      </w:r>
+    </w:p>
+    <w:p>
+      <w:r>
+        <w:t>1. [Finding] Scoped-fire destruction (§6.6, NC-1). publish_provider renames the staging collection onto the loaded collection with dropTarget=true and no scope check; nothing seeds staging from the loaded collection and the rename empties staging between runs, so the loaded collection after a run is exactly what that run staged. Any run whose state scope is narrower than the loaded collection destroys the out-of-scope records, silently, in either load mode. Audit 2026-09-18 confirms it live: pipeline/Code/steps/publish_provider.py execute() issues renameCollection(dropTarget=True) unconditionally, and provider_public_data_collection (the loaded name) has zero readers in the pipeline tree.</w:t>
+      </w:r>
+    </w:p>
+    <w:p>
+      <w:r>
+        <w:t>2. [Finding] The scope rule exists only as a docstring (§6.7, NC-1a). The single statement of NC-1's danger is a sentence in publish_provider.py's module docstring (“production fires MUST always be state_scope=ALL”); there is no runtime guard, no requirement and no test. Confirmed present verbatim and unenforced 2026-09-18.</w:t>
+      </w:r>
+    </w:p>
+    <w:p>
+      <w:r>
+        <w:t>3. [Finding / open issue] Undeclared serve-store writer with drop-and-refill (NC-2, REQ-B-002). The register records a workstation tool — cited at Code/Shared/ops/promote_data.py — that connects to the serve cluster, drops the destination collection and refills it under the superseded environment-prefixed model, a second writer that deletes. AUDIT 2026-09-18: the cited file no longer exists; the top-level Code/ tree has been removed, no promote_data.py exists anywhere in the tree, and no drop_collection/delete_many against the serve store was found in the front-end component trees. Whether the behaviour was retired with the Code/ removal or relocated is unverified. Open until re-audited; the chapter body's “the file still runs today” is now stale (see the artifact-now-wrong list).</w:t>
+      </w:r>
+    </w:p>
+    <w:p>
+      <w:r>
+        <w:t>4. [Finding / open issue] Two approved “done” requirements contradict on serve-store writers (NC-3, REQ-B-002 vs EPIC-006-F-002-S-002-REQ-B-018). The application request path replaces whole served Provider documents and writes embeddings into them, as the application identity, on every detail open — required by approved REQ-B-018 — while approved REQ-B-002 says only a migration writes the serve store. Confirmed live 2026-09-18: FindCare/ProviderDetail/provider_record_sync.py does replace_one({“npi”: npi}, doc, upsert=False) plus an embedding write. Which requirement is wrong is the operator's to decide.</w:t>
+      </w:r>
+    </w:p>
+    <w:p>
+      <w:r>
+        <w:t>5. [Finding] A served record does not carry its own provenance (NC-4, P18). The built record carries a run identifier and nothing else — no source hash, no snapshot identifier, no build time; the chain is walkable only by indirection through two control-store collections. §13 check C13 fails at hop 1.</w:t>
+      </w:r>
+    </w:p>
+    <w:p>
+      <w:r>
+        <w:t>6. [Finding] Archived source bytes do not outlive the served generation (NC-5, P18). Archival retains the current snapshot and one prior; a record more than two snapshots old reaches a hash whose bytes are deleted. The design is silent on retention depth, so this is a gap, not a deviation.</w:t>
+      </w:r>
+    </w:p>
+    <w:p>
+      <w:r>
+        <w:t>7. [Finding] No enrichment carry-forward exists (NC-6, P19). Every enrichment is recomputed each fire; no carry-forward mechanism exists anywhere in the pipeline, so a curated allow-list — the identified remedy for a live data-quality defect — has no home that survives a fire.</w:t>
+      </w:r>
+    </w:p>
+    <w:p>
+      <w:r>
+        <w:t>8. [Finding] The reaper story is done with no tests (NC-7). EPIC-010-F-101-S-001 REQ-B-001/002/003 are approved and marked done and carry no test; checks C17 and C18 are unimplemented.</w:t>
+      </w:r>
+    </w:p>
+    <w:p>
+      <w:r>
+        <w:t>9. [Finding] Human-presence proof at the release gate is a client-supplied string (NC-8, §5.13, P13). The server decides on a request-body field; the real presence tests run in page script and reach the server as data. The data-release path reaches this same function.</w:t>
+      </w:r>
+    </w:p>
+    <w:p>
+      <w:r>
+        <w:t>10. [Finding] The release beneficiary can write its own authorisation (NC-9, §5.13, P13). role_data_migrator holds INSERT on pipelineAdmin.Authorizations, the collection carrying its own release authorisation; per-collection grants cannot express “may write an acknowledgement but not an approval” with one collection. Together NC-8 and NC-9 mean REQ-B-003 (approved, done) is not delivered by any mechanism on disk, and “runs only when a person releases it” is a target, not a description.</w:t>
+      </w:r>
+    </w:p>
+    <w:p>
+      <w:r>
+        <w:t>11. [Finding / open issue] “Releaser has no schedule” is true only of the record (NC-10, P14). Nothing enumerates what actually runs on the migrator's account; the design names the migrator with a different canonical name, source path and host account than the record, and a bug record lists that name among runbooks found live and undeclared. Closing it needs a platform enumeration (03_devops).</w:t>
+      </w:r>
+    </w:p>
+    <w:p>
+      <w:r>
+        <w:t>12. [Finding / open issue] A part-way migration failure is unrecoverable (NC-11, §5.6). data_migration.py returns a failure code on a partial write and holds no delete (correct), but its existence check then refuses the retry, so a half-migrated collection cannot be recovered by this code. The design does not address it; either §5.6 disposition (an abandoned generation dropped by an operator, or stage-and-rename on the serve side) closes it. Additive-only shape (insert_many, no update/delete/drop) confirmed 2026-09-18.</w:t>
+      </w:r>
+    </w:p>
+    <w:p>
+      <w:r>
+        <w:t>13. [Finding] The one-at-a-time mutex can wedge the service for ever (NC-12, REQ-B-015). The mutex is taken before the guarding try opens; a raise in the intervening statements holds the mutex for ever until a human deletes the record. Move the take inside the try.</w:t>
+      </w:r>
+    </w:p>
+    <w:p>
+      <w:r>
+        <w:t>14. [Finding] Incremental mode is unimplemented (NC-13, §6.3, v50 §5.3). The full incremental design — content-identity hash, four-way diff, preserve-unchanged, delete-removed, baseline guard, live→staging copy — exists nowhere; incremental is two toggles (skip the drain; ReplaceOne instead of InsertOne) and the orchestrator never branches on load mode. Confirmed 2026-09-18 in provider_normalize_engine.py. If ever built without the live→staging copy it becomes NC-1's second and worse path.</w:t>
+      </w:r>
+    </w:p>
+    <w:p>
+      <w:r>
+        <w:t>15. [Open issue] Restart machinery unverified (NC-14, v50 §6.9). The four named restart points with prerequisite validation are unread here; their presence or absence is not established. Needs a read of the invocation path.</w:t>
+      </w:r>
+    </w:p>
+    <w:p>
+      <w:r>
+        <w:t>16. [Finding] Run terminal status is three-value, not four (NC-15, v50 §7.3). Statuses are success / failed / aborted; “success with anomalies” and the infrastructure-failure/artifact-failure distinction are absent, so “is it safe to run again?” is not answerable from status alone.</w:t>
+      </w:r>
+    </w:p>
+    <w:p>
+      <w:r>
+        <w:t>17. [Finding] The migrator's isolated account holds a second identity's credentials (NC-16, v50 §6.11). Its account carries three variables belonging to a second identity because the job logs as that identity — a boundary built to isolate one identity holds another's client secret. Held shut by an account quota (§12.6).</w:t>
+      </w:r>
+    </w:p>
+    <w:p>
+      <w:r>
+        <w:t>18. [Finding] Three sources give three reaper cadences (NC-17, §12.2). Record, design and code prose disagree on the reaper interval; all satisfy the approved requirement, so nothing is the truth. Enumerate the schedules on the platform.</w:t>
+      </w:r>
+    </w:p>
+    <w:p>
+      <w:r>
+        <w:t>19. [Finding] The run trigger is a webhook URL, not a gate op (NC-18, §12.9, P24). Declared against the automation account and fired by posting a vault-held URL; no gate involvement.</w:t>
+      </w:r>
+    </w:p>
+    <w:p>
+      <w:r>
+        <w:t>20. [Finding] The release trigger is a workstation webhook post (NC-19, P24). migrate_data.py reads the webhook URL from the vault and posts it directly — firm-originated traffic that must POST to the gate. Confirmed 2026-09-18.</w:t>
+      </w:r>
+    </w:p>
+    <w:p>
+      <w:r>
+        <w:t>21. [Finding] The approval surface is a loopback handler reached directly (NC-20, §12.9.4). The release path calls a loopback HTTP approval handler; the service that benefits from the approval is the service serving the surface that collects it. Confirmed 2026-09-18 (migrate_data.py imports and calls request_authorization).</w:t>
+      </w:r>
+    </w:p>
+    <w:p>
+      <w:r>
+        <w:t>22. [Finding] The cutover job documents an entrance it does not have (NC-21, §12.9.6, P24). change_db_version.py's docstring says it is triggered by the gateway on ChatHealthyTask='ChangeDBVersion' posted to POST /Router; it reads its payload from sys.argv with an automation-webhook marker and no such dispatch entry exists. Confirmed 2026-09-18. It is the second instance of the §6.7 docstring-as-control pattern.</w:t>
+      </w:r>
+    </w:p>
+    <w:p>
+      <w:r>
+        <w:t>23. [Finding] The firm can validate its own published records and nobody else can (NC-22, §13). The pre-commit gate fetches each record's $schema from the canonical published address; that address returns the schema to requests presenting an explicit user-agent but answers the default library user-agent with 403, so a buyer cannot check the one claim most cheaply checkable. 03_devops owns the remediation; the gate needs no change.</w:t>
+      </w:r>
+    </w:p>
+    <w:p>
+      <w:r>
+        <w:t>24. [Issue] The conformance checks largely do not exist (§13, checks C1-C22). Of the twenty-two checks that would observe the principles, most are unimplemented — among them C5/C7 (the publish scope guard, NC-1), C2 (whole-repository serve-store-writer enumeration), C12 (incremental baseline-abort), C13 (provenance walk), C14 (carry-forward equality), C16 (no untriaged default written), C17/C18 (reaper correctness and incomplete-pass distinguishability), C19 (datastore-unreachable failure injection), and C20/C21/C22 (every inbound address owned by the gate; approval-receiver ≠ approval-beneficiary). C6 and C15 are partial; C11 is data-checkable today. A check that has never gone red is of unmeasured sensitivity.</w:t>
+      </w:r>
+    </w:p>
+    <w:p>
+      <w:r>
+        <w:t>25. [Finding] County eligibility was inferred, not read (§8.7, v50 §A.7). Eligibility for the US ZIP→county crosswalk was inferred from “has an unresolved county and a postcode present” and applied to foreign addresses; one European address was published as a Texas county with a rurality score, indistinguishable from a real match. The rule that closes it — read the field that determines membership — is target (P0, §8.7); recorded here as the established incident behind it.</w:t>
+      </w:r>
+    </w:p>
+    <w:p>
+      <w:r>
+        <w:t>26. [Open issue] Stated disagreement with the design on retry (§11.9, v50). v50 drops retry together with locks, polling and timeouts and absorbs all failure by re-running from scratch; this chapter accepts “no resume” and rejects “no retry” — a dropped connection in a multi-hour national load discards hours of paid compute for a condition that resolves in seconds. Unsettled against the design's blanket statement, though the design's detailed sections retry at step granularity.</w:t>
+      </w:r>
+    </w:p>
+    <w:p>
+      <w:r>
+        <w:t>27. [Issue] The requirement gap (§14E). EPIC-010 holds eighteen approved requirements — fifteen on Data Migration, three on the reaper — and nothing binds fetch, staging, load, enrichment, validation, publication, provenance, enrichment survival, data-quality reporting, or the NC-1 scope guard. The design's coverage table cites roughly fifty requirement ids; of seventeen sampled against the live backlog, sixteen resolve to nothing, and two features the design names as its own scope boundaries do not exist. Fifteen approved requirements govern how data is released and none govern what is in it. For the operator, unauthored.</w:t>
+      </w:r>
+    </w:p>
+    <w:p>
+      <w:r>
+        <w:t>28. [Issue] Pre-versioning residue must be pruned (physical model / versioning). Under real-time versioning, every environment-prefixed FindCare database (dev_/qa_/prod_ PublicHealthData, System, repo, Debug) and the unversioned legacy collections provider_v03 and providers are stores nothing reads and must be pruned. Which still physically exist is unconfirmed — the live inventory the tool-use gate blocked. Asserted as a requirement, not as done.</w:t>
+      </w:r>
+    </w:p>
+    <w:p>
+      <w:r>
+        <w:t>29. [Open issue] ChatHealthyConfig's host cluster is unconfirmed. It is referenced in code against both clusters; which cluster physically hosts it is not established.</w:t>
+      </w:r>
+    </w:p>
+    <w:p>
+      <w:r>
+        <w:t>30. [Open issue] The build-side cluster is declared, not observed. ChatHealthyDataPipelines was paused and could not be read on 2026-09-15; its build-store collection contents (PipelinePublicHealthData, PublicStaging) are read from deployment_architecture.json, code and the tool registry, not from the live cluster. Nothing here asserts that cluster's live contents.</w:t>
+      </w:r>
+    </w:p>
+    <w:p>
+      <w:r>
+        <w:t>31. [Open issue] Resolution-status representation is unverified against code (§7.4). The chapter requires a reference code's resolution status to be an enum (current; retired-but-once-standard; in-records-never-published; locally-authored; observed-untriaged; confirmed-invalid), not a boolean, and requires the non-conversion rule — never silently convert one authority's assertion into another. Whether the NUCC/SpecialtyMetaData code represents this as an enum or a boolean was not audited; flagged for audit.</w:t>
+      </w:r>
+    </w:p>
+    <w:p>
+      <w:r>
+        <w:t>32. [Open issues, deferred to peers] Two questions this framework surfaces and does not settle. (a) Provenance transport — the store's authority tags must survive to the display (§1, §7.5); the tag vocabulary is this chapter's (§7.4), the rendering rule is 05_application's, and neither can specify the transport alone. (b) Placement of the trigger and callback-recording tools — in SharedServices behind the gate, or on the pipeline satellite behind a proxy relay (§12.9) — is a tuning decision this framework surfaces and leaves to the dispatch-to-callback timings.</w:t>
+      </w:r>
+    </w:p>
+    <w:p>
+      <w:r>
+        <w:t>33. [Issue — audit-new, feeds the refactor plan] The refactor exit criterion “Code/ is gone” no longer matches reality. refactor_conformance.py Gate 1 (gate_the_legacy_tree_is_gone) reports files_still_in_it from git ls-files Code (top-level only — 0 today, so the tree itself is gone) but also scans every tracked file for the substring “Code/” and counts it as a pointer at the legacy tree. That substring now matches the legitimate per-component subdirs that are the current structure — pipeline/Code/ (this framework's own home), FindCare/Code/, evaluateCare/Code/, sharedServices/Code/ — so the referrer half of the gate goes red for references that are correct. The done-definition must be re-scoped to the top-level legacy Code/ tree and must not sweep &lt;Component&gt;/Code/ paths; for this framework specifically, pipeline/Code/ is current-state and target, not legacy.</w:t>
       </w:r>
     </w:p>
     <w:sectPr>

--- a/architecture/TargetArchitecture/4_DataPipelineFramework.docx
+++ b/architecture/TargetArchitecture/4_DataPipelineFramework.docx
@@ -16431,6 +16431,58 @@
         </w:rPr>
       </w:r>
       <w:r/>
+    </w:p>
+    <w:p>
+      <w:pPr>
+        <w:pStyle w:val="Heading2"/>
+      </w:pPr>
+      <w:r>
+        <w:t>15. Trustworthiness and auditability (EPIC-010-F-002)</w:t>
+      </w:r>
+    </w:p>
+    <w:p>
+      <w:r>
+        <w:t>Every derived fact a pipeline publishes carries a trust value, and the rule that set it is recorded. Trust lives in one persisted registry in Mongo, shared by every node of a run: a rules collection ({rule_id, build_version, definition}) and a facts collection ({fact_ref, score 0.0-1.0, rule_id, build}). An audit is a read of the registry - facts against rules - and traceability is implicit: a published fact resolves to its trust fact, the trust fact to its rule, and the rule to the build that defined it. The model is EPIC-010-F-002; the low-level design is in the Pipeline LLD section 6.5.</w:t>
+      </w:r>
+    </w:p>
+    <w:p>
+      <w:pPr>
+        <w:pStyle w:val="Heading2"/>
+      </w:pPr>
+      <w:r>
+        <w:t>16. Run status - one API, one document (EPIC-010-F-001-S-015)</w:t>
+      </w:r>
+    </w:p>
+    <w:p>
+      <w:r>
+        <w:t>Run observability is one API used by every pipeline: a single call carrying one argument that identifies the run returns one aggregated status document. The controller answers the call once it is established; before it is constructed the runbook answers, so a status is available for the whole life of the run. Each worker writes only its own progress; the API aggregates server-side and reports, per worker and per step declared in the pipeline's persistent configuration, the percentage of work complete. No client reassembles beats - the pattern that left the provider run opaque is prohibited. Low-level design in the Pipeline LLD section 5.16.</w:t>
+      </w:r>
+    </w:p>
+    <w:p>
+      <w:pPr>
+        <w:pStyle w:val="Heading2"/>
+      </w:pPr>
+      <w:r>
+        <w:t>17. Backward compatibility (EPIC-010-F-001-S-014)</w:t>
+      </w:r>
+    </w:p>
+    <w:p>
+      <w:r>
+        <w:t>The run lifecycle has a reference build, named by a commit - that is how the place compatibility is measured against is named. From that build forward the code is never touched in a non-backward-compatible way: a consumer written against the reference keeps working against every later version, and changes add rather than remove, rename, or repurpose. The reference moves forward - after each new pipeline is built and its regression test passes, the operator advances it. A change that cannot be made additively is a new capability, not a new version, and advancing the reference is the operator's.</w:t>
+      </w:r>
+    </w:p>
+    <w:p>
+      <w:pPr>
+        <w:pStyle w:val="Heading2"/>
+      </w:pPr>
+      <w:r>
+        <w:t>18. The Medicare pipeline instance (EPIC-010-F-007)</w:t>
+      </w:r>
+    </w:p>
+    <w:p>
+      <w:r>
+        <w:t>The Medicare Provider Evaluation Data Pipeline is the first pipeline instance beyond the provider pipeline, built on the same generic run lifecycle. It produces three public collections - ProviderMedicare (per NPI), SpecialtyMedicare (per NUCC code, a pure rollup of the finished ProviderMedicare), and a proprietary Normalized Indication Map (per indication) - each one document with embedded objects, resolved in one read with no runtime join. It covers individual and institutional providers and draws on CMS Part B and Part D, the Medicare Coverage Database, FDA labeling with RxNorm, and the Hospital Enrollments source. All external resolution happens once, when the indication map is built, so per-provider enrichment is map lookups only and never multiplies external calls. Full low-level design is in the Pipeline LLD, Part III.</w:t>
+      </w:r>
     </w:p>
     <w:p>
       <w:pPr>
